--- a/report/Final-HW-Report.docx
+++ b/report/Final-HW-Report.docx
@@ -200,12 +200,6 @@
         </w:rPr>
         <w:t>Abdallah Alharrem</w:t>
       </w:r>
-    </w:p>
-    <w:p>
-      <w:pPr>
-        <w:spacing w:after="400"/>
-        <w:jc w:val="center"/>
-      </w:pPr>
       <w:r>
         <w:rPr>
           <w:rFonts w:ascii="Arial" w:eastAsia="Arial" w:hAnsi="Arial" w:cs="Arial"/>
@@ -215,7 +209,43 @@
           <w:sz w:val="32"/>
           <w:szCs w:val="32"/>
         </w:rPr>
+        <w:t xml:space="preserve"> - </w:t>
+      </w:r>
+      <w:r>
+        <w:rPr>
+          <w:rFonts w:ascii="Arial" w:eastAsia="Arial" w:hAnsi="Arial" w:cs="Arial"/>
+          <w:b/>
+          <w:bCs/>
+          <w:color w:val="1F3864"/>
+          <w:sz w:val="32"/>
+          <w:szCs w:val="32"/>
+        </w:rPr>
         <w:t>12217437</w:t>
+      </w:r>
+    </w:p>
+    <w:p>
+      <w:pPr>
+        <w:spacing w:after="400"/>
+        <w:jc w:val="center"/>
+        <w:rPr>
+          <w:rFonts w:ascii="Arial" w:eastAsia="Arial" w:hAnsi="Arial" w:cs="Arial"/>
+          <w:b/>
+          <w:bCs/>
+          <w:color w:val="1F3864"/>
+          <w:sz w:val="32"/>
+          <w:szCs w:val="32"/>
+        </w:rPr>
+      </w:pPr>
+      <w:r>
+        <w:rPr>
+          <w:rFonts w:ascii="Arial" w:eastAsia="Arial" w:hAnsi="Arial" w:cs="Arial"/>
+          <w:b/>
+          <w:bCs/>
+          <w:color w:val="1F3864"/>
+          <w:sz w:val="32"/>
+          <w:szCs w:val="32"/>
+        </w:rPr>
+        <w:t>Ameer Saleh - 12218416</w:t>
       </w:r>
     </w:p>
     <w:p>
@@ -326,6 +356,13 @@
     </w:p>
     <w:sdt>
       <w:sdtPr>
+        <w:rPr>
+          <w:rFonts w:asciiTheme="minorHAnsi" w:eastAsiaTheme="minorHAnsi" w:hAnsiTheme="minorHAnsi" w:cstheme="minorBidi"/>
+          <w:color w:val="auto"/>
+          <w:sz w:val="22"/>
+          <w:szCs w:val="22"/>
+          <w14:ligatures w14:val="standardContextual"/>
+        </w:rPr>
         <w:id w:val="-1623369099"/>
         <w:docPartObj>
           <w:docPartGallery w:val="Table of Contents"/>
@@ -334,14 +371,9 @@
       </w:sdtPr>
       <w:sdtEndPr>
         <w:rPr>
-          <w:rFonts w:asciiTheme="minorHAnsi" w:eastAsiaTheme="minorHAnsi" w:hAnsiTheme="minorHAnsi" w:cstheme="minorBidi"/>
           <w:b/>
           <w:bCs/>
           <w:noProof/>
-          <w:color w:val="auto"/>
-          <w:sz w:val="22"/>
-          <w:szCs w:val="22"/>
-          <w14:ligatures w14:val="standardContextual"/>
         </w:rPr>
       </w:sdtEndPr>
       <w:sdtContent>
@@ -10776,7 +10808,7 @@
           <w:lang w:val="en-GB"/>
         </w:rPr>
         <w:pict w14:anchorId="205F10C1">
-          <v:rect id="_x0000_i1100" style="width:0;height:1.5pt" o:hrstd="t" o:hr="t" fillcolor="#a0a0a0" stroked="f"/>
+          <v:rect id="_x0000_i1025" style="width:0;height:1.5pt" o:hrstd="t" o:hr="t" fillcolor="#a0a0a0" stroked="f"/>
         </w:pict>
       </w:r>
     </w:p>
@@ -12358,7 +12390,7 @@
           <w:lang w:val="en-GB"/>
         </w:rPr>
         <w:pict w14:anchorId="7A128FE1">
-          <v:rect id="_x0000_i1101" style="width:0;height:1.5pt" o:hrstd="t" o:hr="t" fillcolor="#a0a0a0" stroked="f"/>
+          <v:rect id="_x0000_i1026" style="width:0;height:1.5pt" o:hrstd="t" o:hr="t" fillcolor="#a0a0a0" stroked="f"/>
         </w:pict>
       </w:r>
     </w:p>
@@ -16832,7 +16864,7 @@
           <w:lang w:val="en-GB"/>
         </w:rPr>
         <w:pict w14:anchorId="31B82BE7">
-          <v:rect id="_x0000_i1105" style="width:0;height:1.5pt" o:hrstd="t" o:hr="t" fillcolor="#a0a0a0" stroked="f"/>
+          <v:rect id="_x0000_i1027" style="width:0;height:1.5pt" o:hrstd="t" o:hr="t" fillcolor="#a0a0a0" stroked="f"/>
         </w:pict>
       </w:r>
     </w:p>
@@ -21730,9 +21762,9 @@
           <w:lang w:val="en-GB"/>
         </w:rPr>
       </w:pPr>
-      <w:bookmarkStart w:id="61" w:name="_Toc229710710"/>
-      <w:bookmarkStart w:id="62" w:name="_Toc229710753"/>
-      <w:bookmarkStart w:id="63" w:name="_Toc229711255"/>
+      <w:bookmarkStart w:id="60" w:name="_Toc229710710"/>
+      <w:bookmarkStart w:id="61" w:name="_Toc229710753"/>
+      <w:bookmarkStart w:id="62" w:name="_Toc229711255"/>
       <w:r>
         <w:t xml:space="preserve">Table </w:t>
       </w:r>
@@ -21760,8 +21792,34 @@
       <w:r>
         <w:t>Summary of Schema Design</w:t>
       </w:r>
+      <w:bookmarkEnd w:id="60"/>
       <w:bookmarkEnd w:id="61"/>
       <w:bookmarkEnd w:id="62"/>
+    </w:p>
+    <w:p>
+      <w:pPr>
+        <w:bidi w:val="0"/>
+        <w:rPr>
+          <w:lang w:val="en-GB"/>
+        </w:rPr>
+      </w:pPr>
+    </w:p>
+    <w:p>
+      <w:pPr>
+        <w:pStyle w:val="Heading1"/>
+        <w:bidi w:val="0"/>
+        <w:jc w:val="left"/>
+        <w:rPr>
+          <w:lang w:val="en-GB"/>
+        </w:rPr>
+      </w:pPr>
+      <w:bookmarkStart w:id="63" w:name="_Toc229710670"/>
+      <w:r>
+        <w:rPr>
+          <w:lang w:val="en-GB"/>
+        </w:rPr>
+        <w:t>5. ETL Design</w:t>
+      </w:r>
       <w:bookmarkEnd w:id="63"/>
     </w:p>
     <w:p>
@@ -21771,55 +21829,29 @@
           <w:lang w:val="en-GB"/>
         </w:rPr>
       </w:pPr>
+      <w:r>
+        <w:rPr>
+          <w:lang w:val="en-GB"/>
+        </w:rPr>
+        <w:t>The ETL (Extract, Transform, Load) process is responsible for moving data from the Sakila OLTP database into the Data Warehouse. This section describes each phase in detail, explaining the logic behind every decision based on the actual structure of the source database.</w:t>
+      </w:r>
     </w:p>
     <w:p>
       <w:pPr>
-        <w:pStyle w:val="Heading1"/>
-        <w:bidi w:val="0"/>
-        <w:jc w:val="left"/>
-        <w:rPr>
-          <w:lang w:val="en-GB"/>
-        </w:rPr>
-      </w:pPr>
-      <w:bookmarkStart w:id="64" w:name="_Toc229710670"/>
-      <w:r>
-        <w:rPr>
-          <w:lang w:val="en-GB"/>
-        </w:rPr>
-        <w:t>5. ETL Design</w:t>
-      </w:r>
-      <w:bookmarkEnd w:id="64"/>
-    </w:p>
-    <w:p>
-      <w:pPr>
-        <w:bidi w:val="0"/>
-        <w:rPr>
-          <w:lang w:val="en-GB"/>
-        </w:rPr>
-      </w:pPr>
-      <w:r>
-        <w:rPr>
-          <w:lang w:val="en-GB"/>
-        </w:rPr>
-        <w:t>The ETL (Extract, Transform, Load) process is responsible for moving data from the Sakila OLTP database into the Data Warehouse. This section describes each phase in detail, explaining the logic behind every decision based on the actual structure of the source database.</w:t>
-      </w:r>
-    </w:p>
-    <w:p>
-      <w:pPr>
         <w:pStyle w:val="Heading2"/>
         <w:bidi w:val="0"/>
         <w:rPr>
           <w:lang w:val="en-GB"/>
         </w:rPr>
       </w:pPr>
-      <w:bookmarkStart w:id="65" w:name="_Toc229710671"/>
+      <w:bookmarkStart w:id="64" w:name="_Toc229710671"/>
       <w:r>
         <w:rPr>
           <w:lang w:val="en-GB"/>
         </w:rPr>
         <w:t>5.1 Extract</w:t>
       </w:r>
-      <w:bookmarkEnd w:id="65"/>
+      <w:bookmarkEnd w:id="64"/>
     </w:p>
     <w:p>
       <w:pPr>
@@ -23117,9 +23149,9 @@
         <w:pStyle w:val="Caption"/>
         <w:bidi w:val="0"/>
       </w:pPr>
-      <w:bookmarkStart w:id="66" w:name="_Toc229710711"/>
-      <w:bookmarkStart w:id="67" w:name="_Toc229710754"/>
-      <w:bookmarkStart w:id="68" w:name="_Toc229711256"/>
+      <w:bookmarkStart w:id="65" w:name="_Toc229710711"/>
+      <w:bookmarkStart w:id="66" w:name="_Toc229710754"/>
+      <w:bookmarkStart w:id="67" w:name="_Toc229711256"/>
       <w:r>
         <w:t>Table</w:t>
       </w:r>
@@ -23184,8 +23216,147 @@
       <w:r>
         <w:t>OLTP Source Tables Selected for Extraction</w:t>
       </w:r>
+      <w:bookmarkEnd w:id="65"/>
       <w:bookmarkEnd w:id="66"/>
       <w:bookmarkEnd w:id="67"/>
+    </w:p>
+    <w:p>
+      <w:pPr>
+        <w:bidi w:val="0"/>
+        <w:rPr>
+          <w:lang w:val="en-GB"/>
+        </w:rPr>
+      </w:pPr>
+      <w:r>
+        <w:rPr>
+          <w:b/>
+          <w:bCs/>
+          <w:lang w:val="en-GB"/>
+        </w:rPr>
+        <w:t>Excluded tables:</w:t>
+      </w:r>
+      <w:r>
+        <w:rPr>
+          <w:lang w:val="en-GB"/>
+        </w:rPr>
+        <w:t xml:space="preserve"> </w:t>
+      </w:r>
+      <w:proofErr w:type="spellStart"/>
+      <w:r>
+        <w:rPr>
+          <w:lang w:val="en-GB"/>
+        </w:rPr>
+        <w:t>film_text</w:t>
+      </w:r>
+      <w:proofErr w:type="spellEnd"/>
+      <w:r>
+        <w:rPr>
+          <w:lang w:val="en-GB"/>
+        </w:rPr>
+        <w:t xml:space="preserve"> (OLTP search optimization only — no analytical value) and the geometry location column in address (spatial data not needed for reporting).</w:t>
+      </w:r>
+    </w:p>
+    <w:p>
+      <w:pPr>
+        <w:bidi w:val="0"/>
+        <w:rPr>
+          <w:lang w:val="en-GB"/>
+        </w:rPr>
+      </w:pPr>
+      <w:r>
+        <w:rPr>
+          <w:b/>
+          <w:bCs/>
+          <w:lang w:val="en-GB"/>
+        </w:rPr>
+        <w:t>Extraction Strategy:</w:t>
+      </w:r>
+    </w:p>
+    <w:p>
+      <w:pPr>
+        <w:bidi w:val="0"/>
+        <w:rPr>
+          <w:lang w:val="en-GB"/>
+        </w:rPr>
+      </w:pPr>
+      <w:r>
+        <w:rPr>
+          <w:lang w:val="en-GB"/>
+        </w:rPr>
+        <w:t xml:space="preserve">Since this is a </w:t>
+      </w:r>
+      <w:r>
+        <w:rPr>
+          <w:b/>
+          <w:bCs/>
+          <w:lang w:val="en-GB"/>
+        </w:rPr>
+        <w:t>historical load</w:t>
+      </w:r>
+      <w:r>
+        <w:rPr>
+          <w:lang w:val="en-GB"/>
+        </w:rPr>
+        <w:t xml:space="preserve"> of the full Sakila dataset, all records are extracted in full (full load). In a production environment with ongoing operations, subsequent loads would use an </w:t>
+      </w:r>
+      <w:r>
+        <w:rPr>
+          <w:b/>
+          <w:bCs/>
+          <w:lang w:val="en-GB"/>
+        </w:rPr>
+        <w:t>incremental extraction</w:t>
+      </w:r>
+      <w:r>
+        <w:rPr>
+          <w:lang w:val="en-GB"/>
+        </w:rPr>
+        <w:t xml:space="preserve"> strategy — extracting only records where </w:t>
+      </w:r>
+      <w:proofErr w:type="spellStart"/>
+      <w:r>
+        <w:rPr>
+          <w:lang w:val="en-GB"/>
+        </w:rPr>
+        <w:t>last_update</w:t>
+      </w:r>
+      <w:proofErr w:type="spellEnd"/>
+      <w:r>
+        <w:rPr>
+          <w:lang w:val="en-GB"/>
+        </w:rPr>
+        <w:t xml:space="preserve"> is greater than the last successful ETL run timestamp. Every table in the Sakila schema contains a </w:t>
+      </w:r>
+      <w:proofErr w:type="spellStart"/>
+      <w:r>
+        <w:rPr>
+          <w:lang w:val="en-GB"/>
+        </w:rPr>
+        <w:t>last_update</w:t>
+      </w:r>
+      <w:proofErr w:type="spellEnd"/>
+      <w:r>
+        <w:rPr>
+          <w:lang w:val="en-GB"/>
+        </w:rPr>
+        <w:t xml:space="preserve"> timestamp column, which makes incremental extraction straightforward to implement.</w:t>
+      </w:r>
+    </w:p>
+    <w:p>
+      <w:pPr>
+        <w:pStyle w:val="Heading2"/>
+        <w:bidi w:val="0"/>
+        <w:rPr>
+          <w:lang w:val="en-GB"/>
+        </w:rPr>
+      </w:pPr>
+      <w:bookmarkStart w:id="68" w:name="_Toc229710672"/>
+      <w:r>
+        <w:rPr>
+          <w:lang w:val="en-GB"/>
+        </w:rPr>
+        <w:t>5.2 Transform</w:t>
+      </w:r>
       <w:bookmarkEnd w:id="68"/>
     </w:p>
     <w:p>
@@ -23197,159 +23368,20 @@
       </w:pPr>
       <w:r>
         <w:rPr>
-          <w:b/>
-          <w:bCs/>
-          <w:lang w:val="en-GB"/>
-        </w:rPr>
-        <w:t>Excluded tables:</w:t>
-      </w:r>
-      <w:r>
-        <w:rPr>
-          <w:lang w:val="en-GB"/>
-        </w:rPr>
-        <w:t xml:space="preserve"> </w:t>
-      </w:r>
-      <w:proofErr w:type="spellStart"/>
-      <w:r>
-        <w:rPr>
-          <w:lang w:val="en-GB"/>
-        </w:rPr>
-        <w:t>film_text</w:t>
-      </w:r>
-      <w:proofErr w:type="spellEnd"/>
-      <w:r>
-        <w:rPr>
-          <w:lang w:val="en-GB"/>
-        </w:rPr>
-        <w:t xml:space="preserve"> (OLTP search optimization only — no analytical value) and the geometry location column in address (spatial data not needed for reporting).</w:t>
+          <w:lang w:val="en-GB"/>
+        </w:rPr>
+        <w:t>The Transform phase is where raw OLTP data is cleaned, restructured, enriched, and prepared for loading into the warehouse. This is the most complex phase of the ETL process.</w:t>
       </w:r>
     </w:p>
     <w:p>
       <w:pPr>
-        <w:bidi w:val="0"/>
-        <w:rPr>
-          <w:lang w:val="en-GB"/>
-        </w:rPr>
-      </w:pPr>
-      <w:r>
-        <w:rPr>
-          <w:b/>
-          <w:bCs/>
-          <w:lang w:val="en-GB"/>
-        </w:rPr>
-        <w:t>Extraction Strategy:</w:t>
-      </w:r>
-    </w:p>
-    <w:p>
-      <w:pPr>
-        <w:bidi w:val="0"/>
-        <w:rPr>
-          <w:lang w:val="en-GB"/>
-        </w:rPr>
-      </w:pPr>
-      <w:r>
-        <w:rPr>
-          <w:lang w:val="en-GB"/>
-        </w:rPr>
-        <w:t xml:space="preserve">Since this is a </w:t>
-      </w:r>
-      <w:r>
-        <w:rPr>
-          <w:b/>
-          <w:bCs/>
-          <w:lang w:val="en-GB"/>
-        </w:rPr>
-        <w:t>historical load</w:t>
-      </w:r>
-      <w:r>
-        <w:rPr>
-          <w:lang w:val="en-GB"/>
-        </w:rPr>
-        <w:t xml:space="preserve"> of the full Sakila dataset, all records are extracted in full (full load). In a production environment with ongoing operations, subsequent loads would use an </w:t>
-      </w:r>
-      <w:r>
-        <w:rPr>
-          <w:b/>
-          <w:bCs/>
-          <w:lang w:val="en-GB"/>
-        </w:rPr>
-        <w:t>incremental extraction</w:t>
-      </w:r>
-      <w:r>
-        <w:rPr>
-          <w:lang w:val="en-GB"/>
-        </w:rPr>
-        <w:t xml:space="preserve"> strategy — extracting only records where </w:t>
-      </w:r>
-      <w:proofErr w:type="spellStart"/>
-      <w:r>
-        <w:rPr>
-          <w:lang w:val="en-GB"/>
-        </w:rPr>
-        <w:t>last_update</w:t>
-      </w:r>
-      <w:proofErr w:type="spellEnd"/>
-      <w:r>
-        <w:rPr>
-          <w:lang w:val="en-GB"/>
-        </w:rPr>
-        <w:t xml:space="preserve"> is greater than the last successful ETL run timestamp. Every table in the Sakila schema contains a </w:t>
-      </w:r>
-      <w:proofErr w:type="spellStart"/>
-      <w:r>
-        <w:rPr>
-          <w:lang w:val="en-GB"/>
-        </w:rPr>
-        <w:t>last_update</w:t>
-      </w:r>
-      <w:proofErr w:type="spellEnd"/>
-      <w:r>
-        <w:rPr>
-          <w:lang w:val="en-GB"/>
-        </w:rPr>
-        <w:t xml:space="preserve"> timestamp column, which makes incremental extraction straightforward to implement.</w:t>
-      </w:r>
-    </w:p>
-    <w:p>
-      <w:pPr>
-        <w:pStyle w:val="Heading2"/>
-        <w:bidi w:val="0"/>
-        <w:rPr>
-          <w:lang w:val="en-GB"/>
-        </w:rPr>
-      </w:pPr>
-      <w:bookmarkStart w:id="69" w:name="_Toc229710672"/>
-      <w:r>
-        <w:rPr>
-          <w:lang w:val="en-GB"/>
-        </w:rPr>
-        <w:t>5.2 Transform</w:t>
-      </w:r>
-      <w:bookmarkEnd w:id="69"/>
-    </w:p>
-    <w:p>
-      <w:pPr>
-        <w:bidi w:val="0"/>
-        <w:rPr>
-          <w:lang w:val="en-GB"/>
-        </w:rPr>
-      </w:pPr>
-      <w:r>
-        <w:rPr>
-          <w:lang w:val="en-GB"/>
-        </w:rPr>
-        <w:t>The Transform phase is where raw OLTP data is cleaned, restructured, enriched, and prepared for loading into the warehouse. This is the most complex phase of the ETL process.</w:t>
-      </w:r>
-    </w:p>
-    <w:p>
-      <w:pPr>
         <w:pStyle w:val="Heading3"/>
         <w:bidi w:val="0"/>
         <w:rPr>
           <w:lang w:val="en-GB"/>
         </w:rPr>
       </w:pPr>
-      <w:bookmarkStart w:id="70" w:name="_Toc229710673"/>
+      <w:bookmarkStart w:id="69" w:name="_Toc229710673"/>
       <w:r>
         <w:rPr>
           <w:lang w:val="en-GB"/>
@@ -23357,7 +23389,7 @@
         <w:lastRenderedPageBreak/>
         <w:t>5.2.1 Name Concatenation</w:t>
       </w:r>
-      <w:bookmarkEnd w:id="70"/>
+      <w:bookmarkEnd w:id="69"/>
     </w:p>
     <w:p>
       <w:pPr>
@@ -23504,14 +23536,14 @@
           <w:lang w:val="en-GB"/>
         </w:rPr>
       </w:pPr>
-      <w:bookmarkStart w:id="71" w:name="_Toc229710674"/>
+      <w:bookmarkStart w:id="70" w:name="_Toc229710674"/>
       <w:r>
         <w:rPr>
           <w:lang w:val="en-GB"/>
         </w:rPr>
         <w:t>5.2.2 Surrogate Key Generation</w:t>
       </w:r>
-      <w:bookmarkEnd w:id="71"/>
+      <w:bookmarkEnd w:id="70"/>
     </w:p>
     <w:p>
       <w:pPr>
@@ -24141,14 +24173,14 @@
           <w:lang w:val="en-GB"/>
         </w:rPr>
       </w:pPr>
-      <w:bookmarkStart w:id="72" w:name="_Toc229710675"/>
+      <w:bookmarkStart w:id="71" w:name="_Toc229710675"/>
       <w:r>
         <w:rPr>
           <w:lang w:val="en-GB"/>
         </w:rPr>
         <w:t>5.2.3 Date Dimension Generation</w:t>
       </w:r>
-      <w:bookmarkEnd w:id="72"/>
+      <w:bookmarkEnd w:id="71"/>
     </w:p>
     <w:p>
       <w:pPr>
@@ -24692,14 +24724,14 @@
           <w:lang w:val="en-GB"/>
         </w:rPr>
       </w:pPr>
-      <w:bookmarkStart w:id="73" w:name="_Toc229710676"/>
+      <w:bookmarkStart w:id="72" w:name="_Toc229710676"/>
       <w:r>
         <w:rPr>
           <w:lang w:val="en-GB"/>
         </w:rPr>
         <w:t>5.2.4 Geographic Hierarchy Flattening</w:t>
       </w:r>
-      <w:bookmarkEnd w:id="73"/>
+      <w:bookmarkEnd w:id="72"/>
     </w:p>
     <w:p>
       <w:pPr>
@@ -25030,7 +25062,7 @@
           <w:lang w:val="en-GB"/>
         </w:rPr>
       </w:pPr>
-      <w:bookmarkStart w:id="74" w:name="_Toc229710677"/>
+      <w:bookmarkStart w:id="73" w:name="_Toc229710677"/>
       <w:r>
         <w:rPr>
           <w:lang w:val="en-GB"/>
@@ -25044,7 +25076,7 @@
         </w:rPr>
         <w:t>fact_rental</w:t>
       </w:r>
-      <w:bookmarkEnd w:id="74"/>
+      <w:bookmarkEnd w:id="73"/>
       <w:proofErr w:type="spellEnd"/>
     </w:p>
     <w:p>
@@ -25306,7 +25338,7 @@
           <w:lang w:val="en-GB"/>
         </w:rPr>
       </w:pPr>
-      <w:bookmarkStart w:id="75" w:name="_Toc229710678"/>
+      <w:bookmarkStart w:id="74" w:name="_Toc229710678"/>
       <w:r>
         <w:rPr>
           <w:lang w:val="en-GB"/>
@@ -25321,7 +25353,7 @@
         </w:rPr>
         <w:t>fact_payment</w:t>
       </w:r>
-      <w:bookmarkEnd w:id="75"/>
+      <w:bookmarkEnd w:id="74"/>
       <w:proofErr w:type="spellEnd"/>
     </w:p>
     <w:p>
@@ -25511,14 +25543,14 @@
           <w:lang w:val="en-GB"/>
         </w:rPr>
       </w:pPr>
-      <w:bookmarkStart w:id="76" w:name="_Toc229710679"/>
+      <w:bookmarkStart w:id="75" w:name="_Toc229710679"/>
       <w:r>
         <w:rPr>
           <w:lang w:val="en-GB"/>
         </w:rPr>
         <w:t>5.2.7 Rental Duration and Late Return Calculation</w:t>
       </w:r>
-      <w:bookmarkEnd w:id="76"/>
+      <w:bookmarkEnd w:id="75"/>
     </w:p>
     <w:p>
       <w:pPr>
@@ -25831,14 +25863,14 @@
           <w:lang w:val="en-GB"/>
         </w:rPr>
       </w:pPr>
-      <w:bookmarkStart w:id="77" w:name="_Toc229710680"/>
+      <w:bookmarkStart w:id="76" w:name="_Toc229710680"/>
       <w:r>
         <w:rPr>
           <w:lang w:val="en-GB"/>
         </w:rPr>
         <w:t>5.2.8 Handling NULL Return Dates</w:t>
       </w:r>
-      <w:bookmarkEnd w:id="77"/>
+      <w:bookmarkEnd w:id="76"/>
     </w:p>
     <w:p>
       <w:pPr>
@@ -26300,14 +26332,14 @@
           <w:lang w:val="en-GB"/>
         </w:rPr>
       </w:pPr>
-      <w:bookmarkStart w:id="78" w:name="_Toc229710681"/>
+      <w:bookmarkStart w:id="77" w:name="_Toc229710681"/>
       <w:r>
         <w:rPr>
           <w:lang w:val="en-GB"/>
         </w:rPr>
         <w:t>5.2.9 Many-to-Many Bridge Table Construction</w:t>
       </w:r>
-      <w:bookmarkEnd w:id="78"/>
+      <w:bookmarkEnd w:id="77"/>
     </w:p>
     <w:p>
       <w:pPr>
@@ -26775,14 +26807,14 @@
           <w:lang w:val="en-GB"/>
         </w:rPr>
       </w:pPr>
-      <w:bookmarkStart w:id="79" w:name="_Toc229710682"/>
+      <w:bookmarkStart w:id="78" w:name="_Toc229710682"/>
       <w:r>
         <w:rPr>
           <w:lang w:val="en-GB"/>
         </w:rPr>
         <w:t>5.2.10 Active Status Standardization</w:t>
       </w:r>
-      <w:bookmarkEnd w:id="79"/>
+      <w:bookmarkEnd w:id="78"/>
     </w:p>
     <w:p>
       <w:pPr>
@@ -26943,14 +26975,14 @@
           <w:lang w:val="en-GB"/>
         </w:rPr>
       </w:pPr>
-      <w:bookmarkStart w:id="80" w:name="_Toc229710683"/>
+      <w:bookmarkStart w:id="79" w:name="_Toc229710683"/>
       <w:r>
         <w:rPr>
           <w:lang w:val="en-GB"/>
         </w:rPr>
         <w:t>5.2.11 Data Cleaning</w:t>
       </w:r>
-      <w:bookmarkEnd w:id="80"/>
+      <w:bookmarkEnd w:id="79"/>
     </w:p>
     <w:p>
       <w:pPr>
@@ -27136,14 +27168,14 @@
           <w:lang w:val="en-GB"/>
         </w:rPr>
       </w:pPr>
-      <w:bookmarkStart w:id="81" w:name="_Toc229710684"/>
+      <w:bookmarkStart w:id="80" w:name="_Toc229710684"/>
       <w:r>
         <w:rPr>
           <w:lang w:val="en-GB"/>
         </w:rPr>
         <w:t>5.3 Load</w:t>
       </w:r>
-      <w:bookmarkEnd w:id="81"/>
+      <w:bookmarkEnd w:id="80"/>
     </w:p>
     <w:p>
       <w:pPr>
@@ -27167,14 +27199,14 @@
           <w:lang w:val="en-GB"/>
         </w:rPr>
       </w:pPr>
-      <w:bookmarkStart w:id="82" w:name="_Toc229710685"/>
+      <w:bookmarkStart w:id="81" w:name="_Toc229710685"/>
       <w:r>
         <w:rPr>
           <w:lang w:val="en-GB"/>
         </w:rPr>
         <w:t>5.3.1 Loading Order</w:t>
       </w:r>
-      <w:bookmarkEnd w:id="82"/>
+      <w:bookmarkEnd w:id="81"/>
     </w:p>
     <w:p>
       <w:pPr>
@@ -28194,9 +28226,9 @@
         <w:pStyle w:val="Caption"/>
         <w:bidi w:val="0"/>
       </w:pPr>
-      <w:bookmarkStart w:id="83" w:name="_Toc229710712"/>
-      <w:bookmarkStart w:id="84" w:name="_Toc229710755"/>
-      <w:bookmarkStart w:id="85" w:name="_Toc229711257"/>
+      <w:bookmarkStart w:id="82" w:name="_Toc229710712"/>
+      <w:bookmarkStart w:id="83" w:name="_Toc229710755"/>
+      <w:bookmarkStart w:id="84" w:name="_Toc229711257"/>
       <w:r>
         <w:t>Table</w:t>
       </w:r>
@@ -28261,24 +28293,69 @@
       <w:r>
         <w:t>ETL Loading Order</w:t>
       </w:r>
+      <w:bookmarkEnd w:id="82"/>
       <w:bookmarkEnd w:id="83"/>
       <w:bookmarkEnd w:id="84"/>
+    </w:p>
+    <w:p>
+      <w:pPr>
+        <w:pStyle w:val="Heading3"/>
+        <w:bidi w:val="0"/>
+        <w:rPr>
+          <w:lang w:val="en-GB"/>
+        </w:rPr>
+      </w:pPr>
+      <w:bookmarkStart w:id="85" w:name="_Toc229710686"/>
+      <w:r>
+        <w:rPr>
+          <w:lang w:val="en-GB"/>
+        </w:rPr>
+        <w:t>5.3.2 Surrogate Key Assignment During Load</w:t>
+      </w:r>
       <w:bookmarkEnd w:id="85"/>
     </w:p>
     <w:p>
       <w:pPr>
+        <w:bidi w:val="0"/>
+        <w:rPr>
+          <w:lang w:val="en-GB"/>
+        </w:rPr>
+      </w:pPr>
+      <w:r>
+        <w:rPr>
+          <w:lang w:val="en-GB"/>
+        </w:rPr>
+        <w:t xml:space="preserve">When each dimension table is loaded, surrogate keys are assigned using an auto-increment identity column. After each dimension is loaded, a </w:t>
+      </w:r>
+      <w:r>
+        <w:rPr>
+          <w:b/>
+          <w:bCs/>
+          <w:lang w:val="en-GB"/>
+        </w:rPr>
+        <w:t>mapping table</w:t>
+      </w:r>
+      <w:r>
+        <w:rPr>
+          <w:lang w:val="en-GB"/>
+        </w:rPr>
+        <w:t xml:space="preserve"> is created to record the relationship between the OLTP natural key and the new surrogate key. This mapping is used in subsequent steps to correctly populate foreign keys in fact tables and bridge tables.</w:t>
+      </w:r>
+    </w:p>
+    <w:p>
+      <w:pPr>
         <w:pStyle w:val="Heading3"/>
         <w:bidi w:val="0"/>
         <w:rPr>
           <w:lang w:val="en-GB"/>
         </w:rPr>
       </w:pPr>
-      <w:bookmarkStart w:id="86" w:name="_Toc229710686"/>
-      <w:r>
-        <w:rPr>
-          <w:lang w:val="en-GB"/>
-        </w:rPr>
-        <w:t>5.3.2 Surrogate Key Assignment During Load</w:t>
+      <w:bookmarkStart w:id="86" w:name="_Toc229710687"/>
+      <w:r>
+        <w:rPr>
+          <w:lang w:val="en-GB"/>
+        </w:rPr>
+        <w:t>5.3.3 Handling New and Changed Records</w:t>
       </w:r>
       <w:bookmarkEnd w:id="86"/>
     </w:p>
@@ -28291,130 +28368,85 @@
       </w:pPr>
       <w:r>
         <w:rPr>
-          <w:lang w:val="en-GB"/>
-        </w:rPr>
-        <w:t xml:space="preserve">When each dimension table is loaded, surrogate keys are assigned using an auto-increment identity column. After each dimension is loaded, a </w:t>
-      </w:r>
-      <w:r>
-        <w:rPr>
           <w:b/>
           <w:bCs/>
           <w:lang w:val="en-GB"/>
         </w:rPr>
-        <w:t>mapping table</w:t>
-      </w:r>
-      <w:r>
-        <w:rPr>
-          <w:lang w:val="en-GB"/>
-        </w:rPr>
-        <w:t xml:space="preserve"> is created to record the relationship between the OLTP natural key and the new surrogate key. This mapping is used in subsequent steps to correctly populate foreign keys in fact tables and bridge tables.</w:t>
+        <w:t>New records (INSERT):</w:t>
+      </w:r>
+      <w:r>
+        <w:rPr>
+          <w:lang w:val="en-GB"/>
+        </w:rPr>
+        <w:t xml:space="preserve"> Any OLTP record whose natural key does not yet exist in the warehouse is inserted as a new row with a new surrogate key.</w:t>
       </w:r>
     </w:p>
     <w:p>
       <w:pPr>
+        <w:bidi w:val="0"/>
+        <w:rPr>
+          <w:lang w:val="en-GB"/>
+        </w:rPr>
+      </w:pPr>
+      <w:r>
+        <w:rPr>
+          <w:b/>
+          <w:bCs/>
+          <w:lang w:val="en-GB"/>
+        </w:rPr>
+        <w:t>Changed records (UPDATE — SCD Type 1):</w:t>
+      </w:r>
+      <w:r>
+        <w:rPr>
+          <w:lang w:val="en-GB"/>
+        </w:rPr>
+        <w:t xml:space="preserve"> For this design, a </w:t>
+      </w:r>
+      <w:r>
+        <w:rPr>
+          <w:b/>
+          <w:bCs/>
+          <w:lang w:val="en-GB"/>
+        </w:rPr>
+        <w:t>Slowly Changing Dimension Type 1</w:t>
+      </w:r>
+      <w:r>
+        <w:rPr>
+          <w:lang w:val="en-GB"/>
+        </w:rPr>
+        <w:t xml:space="preserve"> strategy is applied — when an existing dimension attribute changes (e.g. a customer moves to a new city, or a staff member is deactivated), the existing row in the dimension table is simply overwritten with the new values. This approach is simple and </w:t>
+      </w:r>
+      <w:proofErr w:type="gramStart"/>
+      <w:r>
+        <w:rPr>
+          <w:lang w:val="en-GB"/>
+        </w:rPr>
+        <w:t>efficient, but</w:t>
+      </w:r>
+      <w:proofErr w:type="gramEnd"/>
+      <w:r>
+        <w:rPr>
+          <w:lang w:val="en-GB"/>
+        </w:rPr>
+        <w:t xml:space="preserve"> does not preserve historical attribute values.</w:t>
+      </w:r>
+    </w:p>
+    <w:p>
+      <w:pPr>
         <w:pStyle w:val="Heading3"/>
         <w:bidi w:val="0"/>
         <w:rPr>
           <w:lang w:val="en-GB"/>
         </w:rPr>
       </w:pPr>
-      <w:bookmarkStart w:id="87" w:name="_Toc229710687"/>
-      <w:r>
-        <w:rPr>
-          <w:lang w:val="en-GB"/>
-        </w:rPr>
-        <w:t>5.3.3 Handling New and Changed Records</w:t>
+      <w:bookmarkStart w:id="87" w:name="_Toc229710688"/>
+      <w:r>
+        <w:rPr>
+          <w:lang w:val="en-GB"/>
+        </w:rPr>
+        <w:t>5.3.4 Data Quality Checks Before and After Load</w:t>
       </w:r>
       <w:bookmarkEnd w:id="87"/>
-    </w:p>
-    <w:p>
-      <w:pPr>
-        <w:bidi w:val="0"/>
-        <w:rPr>
-          <w:lang w:val="en-GB"/>
-        </w:rPr>
-      </w:pPr>
-      <w:r>
-        <w:rPr>
-          <w:b/>
-          <w:bCs/>
-          <w:lang w:val="en-GB"/>
-        </w:rPr>
-        <w:t>New records (INSERT):</w:t>
-      </w:r>
-      <w:r>
-        <w:rPr>
-          <w:lang w:val="en-GB"/>
-        </w:rPr>
-        <w:t xml:space="preserve"> Any OLTP record whose natural key does not yet exist in the warehouse is inserted as a new row with a new surrogate key.</w:t>
-      </w:r>
-    </w:p>
-    <w:p>
-      <w:pPr>
-        <w:bidi w:val="0"/>
-        <w:rPr>
-          <w:lang w:val="en-GB"/>
-        </w:rPr>
-      </w:pPr>
-      <w:r>
-        <w:rPr>
-          <w:b/>
-          <w:bCs/>
-          <w:lang w:val="en-GB"/>
-        </w:rPr>
-        <w:t>Changed records (UPDATE — SCD Type 1):</w:t>
-      </w:r>
-      <w:r>
-        <w:rPr>
-          <w:lang w:val="en-GB"/>
-        </w:rPr>
-        <w:t xml:space="preserve"> For this design, a </w:t>
-      </w:r>
-      <w:r>
-        <w:rPr>
-          <w:b/>
-          <w:bCs/>
-          <w:lang w:val="en-GB"/>
-        </w:rPr>
-        <w:t>Slowly Changing Dimension Type 1</w:t>
-      </w:r>
-      <w:r>
-        <w:rPr>
-          <w:lang w:val="en-GB"/>
-        </w:rPr>
-        <w:t xml:space="preserve"> strategy is applied — when an existing dimension attribute changes (e.g. a customer moves to a new city, or a staff member is deactivated), the existing row in the dimension table is simply overwritten with the new values. This approach is simple and </w:t>
-      </w:r>
-      <w:proofErr w:type="gramStart"/>
-      <w:r>
-        <w:rPr>
-          <w:lang w:val="en-GB"/>
-        </w:rPr>
-        <w:t>efficient, but</w:t>
-      </w:r>
-      <w:proofErr w:type="gramEnd"/>
-      <w:r>
-        <w:rPr>
-          <w:lang w:val="en-GB"/>
-        </w:rPr>
-        <w:t xml:space="preserve"> does not preserve historical attribute values.</w:t>
-      </w:r>
-    </w:p>
-    <w:p>
-      <w:pPr>
-        <w:pStyle w:val="Heading3"/>
-        <w:bidi w:val="0"/>
-        <w:rPr>
-          <w:lang w:val="en-GB"/>
-        </w:rPr>
-      </w:pPr>
-      <w:bookmarkStart w:id="88" w:name="_Toc229710688"/>
-      <w:r>
-        <w:rPr>
-          <w:lang w:val="en-GB"/>
-        </w:rPr>
-        <w:t>5.3.4 Data Quality Checks Before and After Load</w:t>
-      </w:r>
-      <w:bookmarkEnd w:id="88"/>
     </w:p>
     <w:p>
       <w:pPr>
@@ -28576,11 +28608,11 @@
           <w:lang w:val="en-GB"/>
         </w:rPr>
       </w:pPr>
-      <w:bookmarkStart w:id="89" w:name="_Toc229710689"/>
+      <w:bookmarkStart w:id="88" w:name="_Toc229710689"/>
       <w:r>
         <w:t>6. Data Quality Considerations</w:t>
       </w:r>
-      <w:bookmarkEnd w:id="89"/>
+      <w:bookmarkEnd w:id="88"/>
     </w:p>
     <w:p>
       <w:pPr>
@@ -28603,11 +28635,11 @@
         <w:pStyle w:val="Heading2"/>
         <w:bidi w:val="0"/>
       </w:pPr>
-      <w:bookmarkStart w:id="90" w:name="_Toc229710690"/>
+      <w:bookmarkStart w:id="89" w:name="_Toc229710690"/>
       <w:r>
         <w:t>6.1 Data Quality Rules</w:t>
       </w:r>
-      <w:bookmarkEnd w:id="90"/>
+      <w:bookmarkEnd w:id="89"/>
     </w:p>
     <w:tbl>
       <w:tblPr>
@@ -30785,9 +30817,9 @@
       <w:pPr>
         <w:pStyle w:val="Caption"/>
       </w:pPr>
-      <w:bookmarkStart w:id="91" w:name="_Toc229710713"/>
-      <w:bookmarkStart w:id="92" w:name="_Toc229710756"/>
-      <w:bookmarkStart w:id="93" w:name="_Toc229711258"/>
+      <w:bookmarkStart w:id="90" w:name="_Toc229710713"/>
+      <w:bookmarkStart w:id="91" w:name="_Toc229710756"/>
+      <w:bookmarkStart w:id="92" w:name="_Toc229711258"/>
       <w:r>
         <w:t>Table</w:t>
       </w:r>
@@ -30852,9 +30884,9 @@
       <w:r>
         <w:t>Data Quality Rules Applied During ETL</w:t>
       </w:r>
+      <w:bookmarkEnd w:id="90"/>
       <w:bookmarkEnd w:id="91"/>
       <w:bookmarkEnd w:id="92"/>
-      <w:bookmarkEnd w:id="93"/>
     </w:p>
     <w:p>
       <w:pPr>
@@ -30866,12 +30898,12 @@
         <w:pStyle w:val="Heading2"/>
         <w:bidi w:val="0"/>
       </w:pPr>
-      <w:bookmarkStart w:id="94" w:name="_Toc229710691"/>
+      <w:bookmarkStart w:id="93" w:name="_Toc229710691"/>
       <w:r>
         <w:lastRenderedPageBreak/>
         <w:t>6.2 Data Quality Rule Categories</w:t>
       </w:r>
-      <w:bookmarkEnd w:id="94"/>
+      <w:bookmarkEnd w:id="93"/>
     </w:p>
     <w:p>
       <w:pPr>
@@ -31170,9 +31202,9 @@
         <w:pStyle w:val="Caption"/>
         <w:bidi w:val="0"/>
       </w:pPr>
-      <w:bookmarkStart w:id="95" w:name="_Toc229710714"/>
-      <w:bookmarkStart w:id="96" w:name="_Toc229710757"/>
-      <w:bookmarkStart w:id="97" w:name="_Toc229711259"/>
+      <w:bookmarkStart w:id="94" w:name="_Toc229710714"/>
+      <w:bookmarkStart w:id="95" w:name="_Toc229710757"/>
+      <w:bookmarkStart w:id="96" w:name="_Toc229711259"/>
       <w:r>
         <w:t>Table</w:t>
       </w:r>
@@ -31237,144 +31269,144 @@
       <w:r>
         <w:t>Data Quality Rule Categories</w:t>
       </w:r>
+      <w:bookmarkEnd w:id="94"/>
       <w:bookmarkEnd w:id="95"/>
       <w:bookmarkEnd w:id="96"/>
+    </w:p>
+    <w:p>
+      <w:pPr>
+        <w:pStyle w:val="Heading2"/>
+        <w:bidi w:val="0"/>
+      </w:pPr>
+      <w:bookmarkStart w:id="97" w:name="_Toc229710692"/>
+      <w:r>
+        <w:t>6.3 Error Handling Strategy</w:t>
+      </w:r>
       <w:bookmarkEnd w:id="97"/>
     </w:p>
     <w:p>
       <w:pPr>
-        <w:pStyle w:val="Heading2"/>
+        <w:pStyle w:val="font-claude-response-body"/>
+      </w:pPr>
+      <w:r>
+        <w:t>When a data quality rule fails during ETL, one of two actions is taken depending on severity:</w:t>
+      </w:r>
+    </w:p>
+    <w:p>
+      <w:pPr>
+        <w:pStyle w:val="font-claude-response-body"/>
+      </w:pPr>
+      <w:r>
+        <w:rPr>
+          <w:rStyle w:val="Strong"/>
+        </w:rPr>
+        <w:t>Reject and log (hard failure):</w:t>
+      </w:r>
+      <w:r>
+        <w:t xml:space="preserve"> The offending record is excluded from the load, written to an error log table with the rule ID, the source record, and the reason for rejection. The ETL process continues with the remaining valid records. This approach ensures that one bad record does not block the entire load.</w:t>
+      </w:r>
+    </w:p>
+    <w:p>
+      <w:pPr>
+        <w:pStyle w:val="font-claude-response-body"/>
+      </w:pPr>
+      <w:r>
+        <w:rPr>
+          <w:rStyle w:val="Strong"/>
+        </w:rPr>
+        <w:t>Flag and log (soft warning):</w:t>
+      </w:r>
+      <w:r>
+        <w:t xml:space="preserve"> The record is still loaded but marked with a warning flag so analysts are aware of the data quality issue. This is used for non-critical issues such as duplicate emails or missing optional fields.</w:t>
+      </w:r>
+    </w:p>
+    <w:p>
+      <w:pPr>
+        <w:pStyle w:val="font-claude-response-body"/>
+      </w:pPr>
+      <w:r>
+        <w:t xml:space="preserve">After every ETL run, a </w:t>
+      </w:r>
+      <w:r>
+        <w:rPr>
+          <w:rStyle w:val="Strong"/>
+        </w:rPr>
+        <w:t>data quality report</w:t>
+      </w:r>
+      <w:r>
+        <w:t xml:space="preserve"> is produced summarizing the total records processed, total records rejected, total warnings flagged, and the results of all post-load reconciliation checks. This report is reviewed before the warehouse data is made available to business users.</w:t>
+      </w:r>
+    </w:p>
+    <w:p>
+      <w:pPr>
+        <w:pStyle w:val="Heading1"/>
         <w:bidi w:val="0"/>
-      </w:pPr>
-      <w:bookmarkStart w:id="98" w:name="_Toc229710692"/>
-      <w:r>
-        <w:t>6.3 Error Handling Strategy</w:t>
+        <w:jc w:val="left"/>
+        <w:rPr>
+          <w:lang w:val="en-GB"/>
+        </w:rPr>
+      </w:pPr>
+      <w:bookmarkStart w:id="98" w:name="_Toc229710693"/>
+      <w:r>
+        <w:rPr>
+          <w:lang w:val="en-GB"/>
+        </w:rPr>
+        <w:t>7. Conclusion</w:t>
       </w:r>
       <w:bookmarkEnd w:id="98"/>
     </w:p>
     <w:p>
       <w:pPr>
-        <w:pStyle w:val="font-claude-response-body"/>
-      </w:pPr>
-      <w:r>
-        <w:t>When a data quality rule fails during ETL, one of two actions is taken depending on severity:</w:t>
+        <w:bidi w:val="0"/>
+        <w:rPr>
+          <w:lang w:val="en-GB"/>
+        </w:rPr>
+      </w:pPr>
+      <w:r>
+        <w:rPr>
+          <w:lang w:val="en-GB"/>
+        </w:rPr>
+        <w:t>This report has presented a complete high-level Data Warehouse design for the Sakila movie rental business, transforming a normalized OLTP database into a dimensional model optimized for analytical reporting and business decision-making.</w:t>
       </w:r>
     </w:p>
     <w:p>
       <w:pPr>
-        <w:pStyle w:val="font-claude-response-body"/>
-      </w:pPr>
-      <w:r>
-        <w:rPr>
-          <w:rStyle w:val="Strong"/>
-        </w:rPr>
-        <w:t>Reject and log (hard failure):</w:t>
-      </w:r>
-      <w:r>
-        <w:t xml:space="preserve"> The offending record is excluded from the load, written to an error log table with the rule ID, the source record, and the reason for rejection. The ETL process continues with the remaining valid records. This approach ensures that one bad record does not block the entire load.</w:t>
+        <w:bidi w:val="0"/>
+        <w:rPr>
+          <w:lang w:val="en-GB"/>
+        </w:rPr>
+      </w:pPr>
+      <w:r>
+        <w:rPr>
+          <w:lang w:val="en-GB"/>
+        </w:rPr>
+        <w:t>The starting point was the Sakila OLTP schema — a well-structured transactional database consisting of 16 tables covering every aspect of a movie rental operation: customers, films, inventory, rentals, payments, staff, stores, and geographic locations. While this schema is highly effective for day-to-day transaction processing, it was not designed for the kind of complex, multi-dimensional analysis that business managers and decision-makers need. Queries such as "which film category generated the most revenue last quarter?" or "which store has the highest number of late returns per month?" are slow and complex to run against a normalized OLTP schema — but fast and straightforward in a properly designed Data Warehouse.</w:t>
       </w:r>
     </w:p>
     <w:p>
       <w:pPr>
-        <w:pStyle w:val="font-claude-response-body"/>
-      </w:pPr>
-      <w:r>
-        <w:rPr>
-          <w:rStyle w:val="Strong"/>
-        </w:rPr>
-        <w:t>Flag and log (soft warning):</w:t>
-      </w:r>
-      <w:r>
-        <w:t xml:space="preserve"> The record is still loaded but marked with a warning flag so analysts are aware of the data quality issue. This is used for non-critical issues such as duplicate emails or missing optional fields.</w:t>
-      </w:r>
+        <w:bidi w:val="0"/>
+        <w:rPr>
+          <w:lang w:val="en-GB"/>
+        </w:rPr>
+      </w:pPr>
     </w:p>
     <w:p>
       <w:pPr>
-        <w:pStyle w:val="font-claude-response-body"/>
-      </w:pPr>
-      <w:r>
-        <w:t xml:space="preserve">After every ETL run, a </w:t>
-      </w:r>
-      <w:r>
-        <w:rPr>
-          <w:rStyle w:val="Strong"/>
-        </w:rPr>
-        <w:t>data quality report</w:t>
-      </w:r>
-      <w:r>
-        <w:t xml:space="preserve"> is produced summarizing the total records processed, total records rejected, total warnings flagged, and the results of all post-load reconciliation checks. This report is reviewed before the warehouse data is made available to business users.</w:t>
-      </w:r>
-    </w:p>
-    <w:p>
-      <w:pPr>
-        <w:pStyle w:val="Heading1"/>
-        <w:bidi w:val="0"/>
-        <w:jc w:val="left"/>
-        <w:rPr>
-          <w:lang w:val="en-GB"/>
-        </w:rPr>
-      </w:pPr>
-      <w:bookmarkStart w:id="99" w:name="_Toc229710693"/>
-      <w:r>
-        <w:rPr>
-          <w:lang w:val="en-GB"/>
-        </w:rPr>
-        <w:t>7. Conclusion</w:t>
-      </w:r>
-      <w:bookmarkEnd w:id="99"/>
-    </w:p>
-    <w:p>
-      <w:pPr>
-        <w:bidi w:val="0"/>
-        <w:rPr>
-          <w:lang w:val="en-GB"/>
-        </w:rPr>
-      </w:pPr>
-      <w:r>
-        <w:rPr>
-          <w:lang w:val="en-GB"/>
-        </w:rPr>
-        <w:t>This report has presented a complete high-level Data Warehouse design for the Sakila movie rental business, transforming a normalized OLTP database into a dimensional model optimized for analytical reporting and business decision-making.</w:t>
-      </w:r>
-    </w:p>
-    <w:p>
-      <w:pPr>
-        <w:bidi w:val="0"/>
-        <w:rPr>
-          <w:lang w:val="en-GB"/>
-        </w:rPr>
-      </w:pPr>
-      <w:r>
-        <w:rPr>
-          <w:lang w:val="en-GB"/>
-        </w:rPr>
-        <w:t>The starting point was the Sakila OLTP schema — a well-structured transactional database consisting of 16 tables covering every aspect of a movie rental operation: customers, films, inventory, rentals, payments, staff, stores, and geographic locations. While this schema is highly effective for day-to-day transaction processing, it was not designed for the kind of complex, multi-dimensional analysis that business managers and decision-makers need. Queries such as "which film category generated the most revenue last quarter?" or "which store has the highest number of late returns per month?" are slow and complex to run against a normalized OLTP schema — but fast and straightforward in a properly designed Data Warehouse.</w:t>
-      </w:r>
-    </w:p>
-    <w:p>
-      <w:pPr>
-        <w:bidi w:val="0"/>
-        <w:rPr>
-          <w:lang w:val="en-GB"/>
-        </w:rPr>
-      </w:pPr>
-    </w:p>
-    <w:p>
-      <w:pPr>
         <w:pStyle w:val="Heading2"/>
         <w:bidi w:val="0"/>
         <w:rPr>
           <w:lang w:val="en-GB"/>
         </w:rPr>
       </w:pPr>
-      <w:bookmarkStart w:id="100" w:name="_Toc229710694"/>
+      <w:bookmarkStart w:id="99" w:name="_Toc229710694"/>
       <w:r>
         <w:rPr>
           <w:lang w:val="en-GB"/>
         </w:rPr>
         <w:t>What Was Designed</w:t>
       </w:r>
-      <w:bookmarkEnd w:id="100"/>
+      <w:bookmarkEnd w:id="99"/>
     </w:p>
     <w:p>
       <w:pPr>
@@ -31750,14 +31782,14 @@
           <w:lang w:val="en-GB"/>
         </w:rPr>
       </w:pPr>
-      <w:bookmarkStart w:id="101" w:name="_Toc229710695"/>
+      <w:bookmarkStart w:id="100" w:name="_Toc229710695"/>
       <w:r>
         <w:rPr>
           <w:lang w:val="en-GB"/>
         </w:rPr>
         <w:t>How the Design Supports Business Decision-Making</w:t>
       </w:r>
-      <w:bookmarkEnd w:id="101"/>
+      <w:bookmarkEnd w:id="100"/>
     </w:p>
     <w:p>
       <w:pPr>
@@ -32774,9 +32806,9 @@
       <w:pPr>
         <w:pStyle w:val="Caption"/>
       </w:pPr>
-      <w:bookmarkStart w:id="102" w:name="_Toc229710715"/>
-      <w:bookmarkStart w:id="103" w:name="_Toc229710758"/>
-      <w:bookmarkStart w:id="104" w:name="_Toc229711260"/>
+      <w:bookmarkStart w:id="101" w:name="_Toc229710715"/>
+      <w:bookmarkStart w:id="102" w:name="_Toc229710758"/>
+      <w:bookmarkStart w:id="103" w:name="_Toc229711260"/>
       <w:r>
         <w:t>Table</w:t>
       </w:r>
@@ -32841,9 +32873,9 @@
       <w:r>
         <w:t>Key Design Decisions and Justifications</w:t>
       </w:r>
+      <w:bookmarkEnd w:id="101"/>
       <w:bookmarkEnd w:id="102"/>
       <w:bookmarkEnd w:id="103"/>
-      <w:bookmarkEnd w:id="104"/>
     </w:p>
     <w:p>
       <w:pPr>
@@ -34576,6 +34608,7 @@
   <w:style w:type="character" w:default="1" w:styleId="DefaultParagraphFont">
     <w:name w:val="Default Paragraph Font"/>
     <w:uiPriority w:val="1"/>
+    <w:semiHidden/>
     <w:unhideWhenUsed/>
   </w:style>
   <w:style w:type="table" w:default="1" w:styleId="TableNormal">

--- a/report/Final-HW-Report.docx
+++ b/report/Final-HW-Report.docx
@@ -8024,14 +8024,15 @@
         </w:rPr>
         <w:t xml:space="preserve">: Dimensional Model Diagram (Link: </w:t>
       </w:r>
-      <w:r>
-        <w:rPr>
-          <w:noProof/>
-          <w:color w:val="0563C1" w:themeColor="hyperlink"/>
-          <w:u w:val="single"/>
-        </w:rPr>
-        <w:t>Draw.io_link</w:t>
-      </w:r>
+      <w:hyperlink r:id="rId9" w:history="1">
+        <w:r>
+          <w:rPr>
+            <w:rStyle w:val="Hyperlink"/>
+            <w:noProof/>
+          </w:rPr>
+          <w:t>draw.io_link</w:t>
+        </w:r>
+      </w:hyperlink>
       <w:r>
         <w:rPr>
           <w:noProof/>
@@ -20848,7 +20849,7 @@
                             <w:r>
                               <w:t xml:space="preserve">Dimensional Model Diagram (Link: </w:t>
                             </w:r>
-                            <w:hyperlink r:id="rId9" w:history="1">
+                            <w:hyperlink r:id="rId10" w:history="1">
                               <w:r>
                                 <w:rPr>
                                   <w:rStyle w:val="Hyperlink"/>
@@ -20960,7 +20961,7 @@
                       <w:r>
                         <w:t xml:space="preserve">Dimensional Model Diagram (Link: </w:t>
                       </w:r>
-                      <w:hyperlink r:id="rId10" w:history="1">
+                      <w:hyperlink r:id="rId11" w:history="1">
                         <w:r>
                           <w:rPr>
                             <w:rStyle w:val="Hyperlink"/>
@@ -21009,10 +21010,10 @@
                     <pic:cNvPicPr/>
                   </pic:nvPicPr>
                   <pic:blipFill>
-                    <a:blip r:embed="rId11">
+                    <a:blip r:embed="rId12">
                       <a:extLst>
                         <a:ext uri="{96DAC541-7B7A-43D3-8B79-37D633B846F1}">
-                          <asvg:svgBlip xmlns:asvg="http://schemas.microsoft.com/office/drawing/2016/SVG/main" r:embed="rId12"/>
+                          <asvg:svgBlip xmlns:asvg="http://schemas.microsoft.com/office/drawing/2016/SVG/main" r:embed="rId13"/>
                         </a:ext>
                       </a:extLst>
                     </a:blip>
@@ -32954,8 +32955,8 @@
       </w:pPr>
     </w:p>
     <w:sectPr>
-      <w:headerReference w:type="default" r:id="rId13"/>
-      <w:footerReference w:type="default" r:id="rId14"/>
+      <w:headerReference w:type="default" r:id="rId14"/>
+      <w:footerReference w:type="default" r:id="rId15"/>
       <w:pgSz w:w="11906" w:h="16838"/>
       <w:pgMar w:top="1440" w:right="1800" w:bottom="1440" w:left="1800" w:header="720" w:footer="720" w:gutter="0"/>
       <w:cols w:space="720"/>
